--- a/ryan-resume-dev/eng_music_combo/Ryan_Hickey_Resume_eng-music_v2.4.docx
+++ b/ryan-resume-dev/eng_music_combo/Ryan_Hickey_Resume_eng-music_v2.4.docx
@@ -659,7 +659,7 @@
         <w:pStyle w:val="WPBody"/>
       </w:pPr>
       <w:r>
-        <w:t>An offline, cross-platform DJ analytics and set-preparation application — TypeScript/React over a Python analysis engine, shipping double-clickable installers for Windows and macOS with no terminal required. Reads Traktor’s collection.nml XML strictly read-only, reconciles it against exported Spotify playlists through years of accumulated name-normalization and matching heuristics, and adds key/BPM analysis, compound catalog filtering, and a structured set editor. Now at v3.0.3 after three issue-driven fix rounds; it replaces an Excel/VBA prototype used professionally for years.</w:t>
+        <w:t>An offline, cross-platform DJ analytics and set-preparation application — TypeScript/React over a Python analysis engine, shipping double-clickable installers for Windows and macOS with no terminal required. Reads Traktor’s collection.nml XML strictly read-only, reconciles it against exported Spotify playlists through years of accumulated name-normalization and matching heuristics, and adds key/BPM analysis, compound catalog filtering, and a structured set editor. Now at v3.0.4 after four issue-driven fix rounds; it replaces an Excel/VBA prototype used professionally for years.</w:t>
       </w:r>
     </w:p>
     <w:p>

--- a/ryan-resume-dev/eng_music_combo/Ryan_Hickey_Resume_eng-music_v2.4.docx
+++ b/ryan-resume-dev/eng_music_combo/Ryan_Hickey_Resume_eng-music_v2.4.docx
@@ -26,7 +26,7 @@
         </w:pBdr>
       </w:pPr>
       <w:r>
-        <w:t>ryan@wolfstrategyllc.com · linkedin.com/in/ryan-hickey-626b2798 · github.com/wolfpackdata · San Francisco Bay Area</w:t>
+        <w:t>ryan@wolfstrategyllc.com · linkedin.com/in/workwithryan · github.com/wolfpackdata · San Francisco Bay Area</w:t>
       </w:r>
     </w:p>
     <w:p>

--- a/ryan-resume-dev/eng_music_combo/Ryan_Hickey_Resume_eng-music_v2.4.docx
+++ b/ryan-resume-dev/eng_music_combo/Ryan_Hickey_Resume_eng-music_v2.4.docx
@@ -176,7 +176,7 @@
               <w:pStyle w:val="WPSkillList"/>
             </w:pPr>
             <w:r>
-              <w:t>Technical Project Leadership · Notion API &amp; Databases · Cross-Functional Team Management · Vendor &amp; Partner Management · Strategic Planning · Operational Scaling</w:t>
+              <w:t>Technical Project Leadership · Notion API &amp; Databases · Cross-Functional Team Management · Vendor &amp; Partner Management · Strategic Planning · Operational Scaling · Shopify Plus</w:t>
             </w:r>
           </w:p>
         </w:tc>
@@ -482,6 +482,22 @@
       </w:r>
       <w:r>
         <w:t>Wrote the company’s proprietary pricing and inventory algorithms in Python and SQL — the systems behind how the catalog was priced and how inventory was bought and held.</w:t>
+      </w:r>
+    </w:p>
+    <w:p>
+      <w:pPr>
+        <w:pStyle w:val="WPBullet"/>
+        <w:keepLines/>
+      </w:pPr>
+      <w:r>
+        <w:rPr>
+          <w:color w:val="6B7186"/>
+        </w:rPr>
+        <w:t>▸</w:t>
+        <w:tab/>
+      </w:r>
+      <w:r>
+        <w:t>Ran the company’s Shopify Plus storefront for 10+ years: commerce platform, dynamic pricing, automated inventory, and fulfillment systems on a custom tech stack (Matrixify, Rithum, GCP, SendGrid).</w:t>
       </w:r>
     </w:p>
     <w:p>

--- a/ryan-resume-dev/eng_music_combo/Ryan_Hickey_Resume_eng-music_v2.4.docx
+++ b/ryan-resume-dev/eng_music_combo/Ryan_Hickey_Resume_eng-music_v2.4.docx
@@ -15,7 +15,7 @@
         <w:pStyle w:val="WPATSRole"/>
       </w:pPr>
       <w:r>
-        <w:t>AI Engineer · Data &amp; AI Systems Architect · COO · Professional Musician</w:t>
+        <w:t>Applied AI Engineer · Data &amp; AI Systems Architect · COO · Professional Musician</w:t>
       </w:r>
     </w:p>
     <w:p>
@@ -46,7 +46,7 @@
         <w:pStyle w:val="WPBody"/>
       </w:pPr>
       <w:r>
-        <w:t>AI engineer, data scientist, software developer, technology operator, and professional musician with 20+ years of coding experience and 17 years leading technology, analytics, and operational initiatives. Combines deep expertise in software architecture, Python development, SQL, cloud analytics, financial modeling, automation, and systems design with modern AI development workflows using Claude Code, OpenAI Codex, ChatGPT, and GitHub Copilot — alongside 36 years at the piano and 23 years paid to perform, spanning studio production, sound design, and professional DJ work since 2009, which makes him a practitioner in the domain rather than a visitor to it.</w:t>
+        <w:t>Applied AI engineer, data scientist, software developer, technology operator, and professional musician with 20+ years of coding experience and 17 years leading technology, analytics, and operational initiatives. Combines deep expertise in software architecture, Python development, SQL, cloud analytics, financial modeling, automation, and systems design with modern AI development workflows using Claude Code, OpenAI Codex, ChatGPT, and GitHub Copilot — alongside 36 years at the piano and 23 years paid to perform, spanning studio production, sound design, and professional DJ work since 2009, which makes him a practitioner in the domain rather than a visitor to it.</w:t>
       </w:r>
     </w:p>
     <w:p>

--- a/ryan-resume-dev/eng_music_combo/Ryan_Hickey_Resume_eng-music_v2.4.docx
+++ b/ryan-resume-dev/eng_music_combo/Ryan_Hickey_Resume_eng-music_v2.4.docx
@@ -15,7 +15,7 @@
         <w:pStyle w:val="WPATSRole"/>
       </w:pPr>
       <w:r>
-        <w:t>Applied AI Engineer · Data &amp; AI Systems Architect · COO · Professional Musician</w:t>
+        <w:t>Applied AI Engineer · Data Engineer · COO · Professional Musician</w:t>
       </w:r>
     </w:p>
     <w:p>

--- a/ryan-resume-dev/eng_music_combo/Ryan_Hickey_Resume_eng-music_v2.4.docx
+++ b/ryan-resume-dev/eng_music_combo/Ryan_Hickey_Resume_eng-music_v2.4.docx
@@ -15,7 +15,7 @@
         <w:pStyle w:val="WPATSRole"/>
       </w:pPr>
       <w:r>
-        <w:t>Applied AI Engineer · Data Engineer · COO · Professional Musician</w:t>
+        <w:t>AI Engineer · Data &amp; AI Systems Architect · COO · Professional Musician</w:t>
       </w:r>
     </w:p>
     <w:p>
@@ -26,7 +26,7 @@
         </w:pBdr>
       </w:pPr>
       <w:r>
-        <w:t>ryan@wolfstrategyllc.com · linkedin.com/in/workwithryan · github.com/wolfpackdata · San Francisco Bay Area</w:t>
+        <w:t>ryan@wolfstrategyllc.com · linkedin.com/in/ryan-hickey-626b2798 · github.com/wolfpackdata · San Francisco Bay Area</w:t>
       </w:r>
     </w:p>
     <w:p>
@@ -46,7 +46,7 @@
         <w:pStyle w:val="WPBody"/>
       </w:pPr>
       <w:r>
-        <w:t>Applied AI engineer, data scientist, software developer, technology operator, and professional musician with 20+ years of coding experience and 17 years leading technology, analytics, and operational initiatives. Combines deep expertise in software architecture, Python development, SQL, cloud analytics, financial modeling, automation, and systems design with modern AI development workflows using Claude Code, OpenAI Codex, ChatGPT, and GitHub Copilot — alongside 36 years at the piano and 23 years paid to perform, spanning studio production, sound design, and professional DJ work since 2009, which makes him a practitioner in the domain rather than a visitor to it.</w:t>
+        <w:t>AI engineer, data scientist, software developer, technology operator, and professional musician with 20+ years of coding experience and 17 years leading technology, analytics, and operational initiatives. Combines deep expertise in software architecture, Python development, SQL, cloud analytics, financial modeling, automation, and systems design with modern AI development workflows using Claude Code, OpenAI Codex, ChatGPT, and GitHub Copilot — alongside 36 years at the piano and 23 years paid to perform, spanning studio production, sound design, and professional DJ work since 2009, which makes him a practitioner in the domain rather than a visitor to it.</w:t>
       </w:r>
     </w:p>
     <w:p>
@@ -176,7 +176,7 @@
               <w:pStyle w:val="WPSkillList"/>
             </w:pPr>
             <w:r>
-              <w:t>Technical Project Leadership · Notion API &amp; Databases · Cross-Functional Team Management · Vendor &amp; Partner Management · Strategic Planning · Operational Scaling · Shopify Plus</w:t>
+              <w:t>Technical Project Leadership · Notion API &amp; Databases · Cross-Functional Team Management · Vendor &amp; Partner Management · Strategic Planning · Operational Scaling</w:t>
             </w:r>
           </w:p>
         </w:tc>
@@ -482,22 +482,6 @@
       </w:r>
       <w:r>
         <w:t>Wrote the company’s proprietary pricing and inventory algorithms in Python and SQL — the systems behind how the catalog was priced and how inventory was bought and held.</w:t>
-      </w:r>
-    </w:p>
-    <w:p>
-      <w:pPr>
-        <w:pStyle w:val="WPBullet"/>
-        <w:keepLines/>
-      </w:pPr>
-      <w:r>
-        <w:rPr>
-          <w:color w:val="6B7186"/>
-        </w:rPr>
-        <w:t>▸</w:t>
-        <w:tab/>
-      </w:r>
-      <w:r>
-        <w:t>Ran the company’s Shopify Plus storefront for 10+ years: commerce platform, dynamic pricing, automated inventory, and fulfillment systems on a custom tech stack (Matrixify, Rithum, GCP, SendGrid).</w:t>
       </w:r>
     </w:p>
     <w:p>
